--- a/docs/AMKAD_AR_Maintenance_Guide.docx
+++ b/docs/AMKAD_AR_Maintenance_Guide.docx
@@ -780,7 +780,7 @@
       <w:tr>
         <w:tc>
           <w:tcPr>
-            <w:tcW w:type="dxa" w:w="3744"/>
+            <w:tcW w:type="dxa" w:w="3600"/>
             <w:shd w:val="clear" w:color="auto" w:fill="F2EFEA"/>
           </w:tcPr>
           <w:p>
@@ -796,7 +796,7 @@
         </w:tc>
         <w:tc>
           <w:tcPr>
-            <w:tcW w:type="dxa" w:w="3744"/>
+            <w:tcW w:type="dxa" w:w="3456"/>
             <w:shd w:val="clear" w:color="auto" w:fill="F2EFEA"/>
           </w:tcPr>
           <w:p>
@@ -812,7 +812,7 @@
         </w:tc>
         <w:tc>
           <w:tcPr>
-            <w:tcW w:type="dxa" w:w="2304"/>
+            <w:tcW w:type="dxa" w:w="2592"/>
             <w:shd w:val="clear" w:color="auto" w:fill="F2EFEA"/>
           </w:tcPr>
           <w:p>
@@ -830,7 +830,7 @@
       <w:tr>
         <w:tc>
           <w:tcPr>
-            <w:tcW w:type="dxa" w:w="3744"/>
+            <w:tcW w:type="dxa" w:w="3600"/>
           </w:tcPr>
           <w:p>
             <w:pPr>
@@ -863,7 +863,7 @@
         </w:tc>
         <w:tc>
           <w:tcPr>
-            <w:tcW w:type="dxa" w:w="3744"/>
+            <w:tcW w:type="dxa" w:w="3456"/>
           </w:tcPr>
           <w:p>
             <w:pPr>
@@ -881,7 +881,7 @@
         </w:tc>
         <w:tc>
           <w:tcPr>
-            <w:tcW w:type="dxa" w:w="2304"/>
+            <w:tcW w:type="dxa" w:w="2592"/>
           </w:tcPr>
           <w:p>
             <w:pPr>
@@ -901,7 +901,7 @@
       <w:tr>
         <w:tc>
           <w:tcPr>
-            <w:tcW w:type="dxa" w:w="3744"/>
+            <w:tcW w:type="dxa" w:w="3600"/>
           </w:tcPr>
           <w:p>
             <w:pPr>
@@ -934,7 +934,7 @@
         </w:tc>
         <w:tc>
           <w:tcPr>
-            <w:tcW w:type="dxa" w:w="3744"/>
+            <w:tcW w:type="dxa" w:w="3456"/>
           </w:tcPr>
           <w:p>
             <w:pPr>
@@ -952,7 +952,7 @@
         </w:tc>
         <w:tc>
           <w:tcPr>
-            <w:tcW w:type="dxa" w:w="2304"/>
+            <w:tcW w:type="dxa" w:w="2592"/>
           </w:tcPr>
           <w:p>
             <w:pPr>
@@ -972,7 +972,78 @@
       <w:tr>
         <w:tc>
           <w:tcPr>
-            <w:tcW w:type="dxa" w:w="3744"/>
+            <w:tcW w:type="dxa" w:w="3600"/>
+          </w:tcPr>
+          <w:p>
+            <w:pPr>
+              <w:spacing w:after="40"/>
+            </w:pPr>
+            <w:r>
+              <w:rPr>
+                <w:i w:val="0"/>
+                <w:color w:val="191512"/>
+                <w:sz w:val="19"/>
+              </w:rPr>
+            </w:r>
+            <w:r>
+              <w:rPr>
+                <w:rFonts w:ascii="Consolas" w:hAnsi="Consolas"/>
+                <w:i w:val="0"/>
+                <w:color w:val="191512"/>
+                <w:sz w:val="19"/>
+              </w:rPr>
+              <w:t>office_scripts/refresh_trigger.ts</w:t>
+            </w:r>
+            <w:r>
+              <w:rPr>
+                <w:i w:val="0"/>
+                <w:color w:val="191512"/>
+                <w:sz w:val="19"/>
+              </w:rPr>
+            </w:r>
+          </w:p>
+        </w:tc>
+        <w:tc>
+          <w:tcPr>
+            <w:tcW w:type="dxa" w:w="3456"/>
+          </w:tcPr>
+          <w:p>
+            <w:pPr>
+              <w:spacing w:after="40"/>
+            </w:pPr>
+            <w:r>
+              <w:rPr>
+                <w:i w:val="0"/>
+                <w:color w:val="191512"/>
+                <w:sz w:val="19"/>
+              </w:rPr>
+              <w:t>No-op script that forces the RawData refresh (Section 5E)</w:t>
+            </w:r>
+          </w:p>
+        </w:tc>
+        <w:tc>
+          <w:tcPr>
+            <w:tcW w:type="dxa" w:w="2592"/>
+          </w:tcPr>
+          <w:p>
+            <w:pPr>
+              <w:spacing w:after="40"/>
+            </w:pPr>
+            <w:r>
+              <w:rPr>
+                <w:i w:val="0"/>
+                <w:color w:val="191512"/>
+                <w:sz w:val="19"/>
+              </w:rPr>
+              <w:t>Excel Online → Automate</w:t>
+            </w:r>
+          </w:p>
+        </w:tc>
+      </w:tr>
+      <w:tr>
+        <w:tc>
+          <w:tcPr>
+            <w:tcW w:type="dxa" w:w="3600"/>
           </w:tcPr>
           <w:p>
             <w:pPr>
@@ -1005,7 +1076,7 @@
         </w:tc>
         <w:tc>
           <w:tcPr>
-            <w:tcW w:type="dxa" w:w="3744"/>
+            <w:tcW w:type="dxa" w:w="3456"/>
           </w:tcPr>
           <w:p>
             <w:pPr>
@@ -1023,7 +1094,7 @@
         </w:tc>
         <w:tc>
           <w:tcPr>
-            <w:tcW w:type="dxa" w:w="2304"/>
+            <w:tcW w:type="dxa" w:w="2592"/>
           </w:tcPr>
           <w:p>
             <w:pPr>
@@ -1043,7 +1114,78 @@
       <w:tr>
         <w:tc>
           <w:tcPr>
-            <w:tcW w:type="dxa" w:w="3744"/>
+            <w:tcW w:type="dxa" w:w="3600"/>
+          </w:tcPr>
+          <w:p>
+            <w:pPr>
+              <w:spacing w:after="40"/>
+            </w:pPr>
+            <w:r>
+              <w:rPr>
+                <w:i w:val="0"/>
+                <w:color w:val="191512"/>
+                <w:sz w:val="19"/>
+              </w:rPr>
+            </w:r>
+            <w:r>
+              <w:rPr>
+                <w:rFonts w:ascii="Consolas" w:hAnsi="Consolas"/>
+                <w:i w:val="0"/>
+                <w:color w:val="191512"/>
+                <w:sz w:val="19"/>
+              </w:rPr>
+              <w:t>power_automate/email_body.html</w:t>
+            </w:r>
+            <w:r>
+              <w:rPr>
+                <w:i w:val="0"/>
+                <w:color w:val="191512"/>
+                <w:sz w:val="19"/>
+              </w:rPr>
+            </w:r>
+          </w:p>
+        </w:tc>
+        <w:tc>
+          <w:tcPr>
+            <w:tcW w:type="dxa" w:w="3456"/>
+          </w:tcPr>
+          <w:p>
+            <w:pPr>
+              <w:spacing w:after="40"/>
+            </w:pPr>
+            <w:r>
+              <w:rPr>
+                <w:i w:val="0"/>
+                <w:color w:val="191512"/>
+                <w:sz w:val="19"/>
+              </w:rPr>
+              <w:t>The automated email body (Section 5D)</w:t>
+            </w:r>
+          </w:p>
+        </w:tc>
+        <w:tc>
+          <w:tcPr>
+            <w:tcW w:type="dxa" w:w="2592"/>
+          </w:tcPr>
+          <w:p>
+            <w:pPr>
+              <w:spacing w:after="40"/>
+            </w:pPr>
+            <w:r>
+              <w:rPr>
+                <w:i w:val="0"/>
+                <w:color w:val="191512"/>
+                <w:sz w:val="19"/>
+              </w:rPr>
+              <w:t>Power Automate → Send an email</w:t>
+            </w:r>
+          </w:p>
+        </w:tc>
+      </w:tr>
+      <w:tr>
+        <w:tc>
+          <w:tcPr>
+            <w:tcW w:type="dxa" w:w="3600"/>
           </w:tcPr>
           <w:p>
             <w:pPr>
@@ -1076,7 +1218,7 @@
         </w:tc>
         <w:tc>
           <w:tcPr>
-            <w:tcW w:type="dxa" w:w="3744"/>
+            <w:tcW w:type="dxa" w:w="3456"/>
           </w:tcPr>
           <w:p>
             <w:pPr>
@@ -1094,7 +1236,7 @@
         </w:tc>
         <w:tc>
           <w:tcPr>
-            <w:tcW w:type="dxa" w:w="2304"/>
+            <w:tcW w:type="dxa" w:w="2592"/>
           </w:tcPr>
           <w:p>
             <w:pPr>
@@ -1408,6 +1550,44 @@
           </w:p>
         </w:tc>
       </w:tr>
+      <w:tr>
+        <w:tc>
+          <w:tcPr>
+            <w:tcW w:type="dxa" w:w="2448"/>
+          </w:tcPr>
+          <w:p>
+            <w:pPr>
+              <w:spacing w:after="40"/>
+            </w:pPr>
+            <w:r>
+              <w:rPr>
+                <w:i w:val="0"/>
+                <w:color w:val="191512"/>
+                <w:sz w:val="19"/>
+              </w:rPr>
+              <w:t>Occasionally</w:t>
+            </w:r>
+          </w:p>
+        </w:tc>
+        <w:tc>
+          <w:tcPr>
+            <w:tcW w:type="dxa" w:w="7344"/>
+          </w:tcPr>
+          <w:p>
+            <w:pPr>
+              <w:spacing w:after="40"/>
+            </w:pPr>
+            <w:r>
+              <w:rPr>
+                <w:i w:val="0"/>
+                <w:color w:val="191512"/>
+                <w:sz w:val="19"/>
+              </w:rPr>
+              <w:t>Confirm the 'AMKAD – Trigger Daily Refresh' flow (5E) is still enabled and still scheduled before the main report flow, with a healthy gap between them.</w:t>
+            </w:r>
+          </w:p>
+        </w:tc>
+      </w:tr>
     </w:tbl>
     <w:p>
       <w:pPr>
@@ -1548,6 +1728,67 @@
                 <w:sz w:val="21"/>
               </w:rPr>
               <w:t xml:space="preserve"> placeholders — they're where real values get injected. And never add anything loaded from the internet (external fonts, chart libraries, images): SharePoint/Outlook preview blocks it, so the page must stay fully self-contained.</w:t>
+            </w:r>
+          </w:p>
+        </w:tc>
+      </w:tr>
+    </w:tbl>
+    <w:p>
+      <w:pPr>
+        <w:spacing w:after="80"/>
+      </w:pPr>
+    </w:p>
+    <w:tbl>
+      <w:tblPr>
+        <w:tblW w:type="auto" w:w="0"/>
+        <w:jc w:val="left"/>
+        <w:tblLook w:firstColumn="1" w:firstRow="1" w:lastColumn="0" w:lastRow="0" w:noHBand="0" w:noVBand="1" w:val="04A0"/>
+      </w:tblPr>
+      <w:tblGrid>
+        <w:gridCol w:w="8640"/>
+      </w:tblGrid>
+      <w:tr>
+        <w:tc>
+          <w:tcPr>
+            <w:tcW w:type="dxa" w:w="8640"/>
+            <w:shd w:val="clear" w:color="auto" w:fill="FBF3F3"/>
+            <w:tcBorders>
+              <w:left w:val="single" w:sz="24" w:space="0" w:color="D40511"/>
+            </w:tcBorders>
+          </w:tcPr>
+          <w:p>
+            <w:r>
+              <w:rPr>
+                <w:b/>
+                <w:color w:val="191512"/>
+                <w:sz w:val="21"/>
+              </w:rPr>
+              <w:t xml:space="preserve">The Simulator tab is calibrated, not guessed.  </w:t>
+            </w:r>
+            <w:r>
+              <w:rPr>
+                <w:i w:val="0"/>
+                <w:color w:val="191512"/>
+                <w:sz w:val="21"/>
+              </w:rPr>
+              <w:t xml:space="preserve">The conservative/moderate/aggressive aging roll-forward rates are computed client-side from the report's own historical trend data (see </w:t>
+            </w:r>
+            <w:r>
+              <w:rPr>
+                <w:rFonts w:ascii="Consolas" w:hAnsi="Consolas"/>
+                <w:i w:val="0"/>
+                <w:color w:val="191512"/>
+                <w:sz w:val="21"/>
+              </w:rPr>
+              <w:t>calibrateAgingRates()</w:t>
+            </w:r>
+            <w:r>
+              <w:rPr>
+                <w:i w:val="0"/>
+                <w:color w:val="191512"/>
+                <w:sz w:val="21"/>
+              </w:rPr>
+              <w:t>), not hardcoded round numbers. The Simulator tab displays the sample size and computed rates directly, so it stays auditable.</w:t>
             </w:r>
           </w:p>
         </w:tc>
@@ -1741,6 +1982,362 @@
       </w:pPr>
       <w:r>
         <w:t>To see which file it picked: temporarily set the query's last line to `Ranked` and read the top row's Name &amp; FileDate. Revert after.</w:t>
+      </w:r>
+    </w:p>
+    <w:p>
+      <w:pPr>
+        <w:pStyle w:val="Heading3"/>
+      </w:pPr>
+      <w:r>
+        <w:t>D · The automated email</w:t>
+      </w:r>
+    </w:p>
+    <w:p>
+      <w:pPr>
+        <w:spacing w:after="60"/>
+      </w:pPr>
+      <w:r>
+        <w:rPr>
+          <w:i w:val="0"/>
+          <w:color w:val="5F5852"/>
+          <w:sz w:val="19"/>
+        </w:rPr>
+        <w:t xml:space="preserve">File: </w:t>
+      </w:r>
+      <w:r>
+        <w:rPr>
+          <w:rFonts w:ascii="Consolas" w:hAnsi="Consolas"/>
+          <w:i w:val="0"/>
+          <w:color w:val="5F5852"/>
+          <w:sz w:val="19"/>
+        </w:rPr>
+        <w:t>power_automate/email_body.html</w:t>
+      </w:r>
+      <w:r>
+        <w:rPr>
+          <w:i w:val="0"/>
+          <w:color w:val="5F5852"/>
+          <w:sz w:val="19"/>
+        </w:rPr>
+      </w:r>
+    </w:p>
+    <w:p>
+      <w:pPr>
+        <w:spacing w:after="140"/>
+      </w:pPr>
+      <w:r>
+        <w:rPr>
+          <w:i w:val="0"/>
+          <w:color w:val="5F5852"/>
+          <w:sz w:val="19"/>
+        </w:rPr>
+        <w:t>The email is a short, email-safe KPI summary with a button linking to the full report — not the full interactive dashboard, since Outlook strips the scripts/CSS that make it work.</w:t>
+      </w:r>
+    </w:p>
+    <w:p>
+      <w:pPr>
+        <w:pStyle w:val="ListNumber"/>
+      </w:pPr>
+      <w:r>
+        <w:t>Edit the file and copy the entire contents.</w:t>
+      </w:r>
+    </w:p>
+    <w:p>
+      <w:pPr>
+        <w:pStyle w:val="ListNumber"/>
+      </w:pPr>
+      <w:r>
+        <w:t>In Power Automate, open Send an email (V2) → Body → code view (&lt;/&gt;) → select all → paste → Save.</w:t>
+      </w:r>
+    </w:p>
+    <w:p>
+      <w:pPr>
+        <w:spacing w:after="140"/>
+      </w:pPr>
+      <w:r>
+        <w:rPr>
+          <w:i w:val="0"/>
+          <w:color w:val="5F5852"/>
+          <w:sz w:val="19"/>
+        </w:rPr>
+        <w:t xml:space="preserve">The report link is an </w:t>
+      </w:r>
+      <w:r>
+        <w:rPr>
+          <w:b/>
+          <w:i w:val="0"/>
+          <w:color w:val="5F5852"/>
+          <w:sz w:val="19"/>
+        </w:rPr>
+        <w:t>expression</w:t>
+      </w:r>
+      <w:r>
+        <w:rPr>
+          <w:i w:val="0"/>
+          <w:color w:val="5F5852"/>
+          <w:sz w:val="19"/>
+        </w:rPr>
+        <w:t xml:space="preserve">, not the dynamic-content picker: </w:t>
+      </w:r>
+      <w:r>
+        <w:rPr>
+          <w:rFonts w:ascii="Consolas" w:hAnsi="Consolas"/>
+          <w:i w:val="0"/>
+          <w:color w:val="5F5852"/>
+          <w:sz w:val="19"/>
+        </w:rPr>
+        <w:t>@{outputs('Create_sharing_link_for_a_file_or_folder')?['body/link/webUrl']}</w:t>
+      </w:r>
+      <w:r>
+        <w:rPr>
+          <w:i w:val="0"/>
+          <w:color w:val="5F5852"/>
+          <w:sz w:val="19"/>
+        </w:rPr>
+        <w:t>. If that action is ever renamed, update the expression to match. Power Automate's code-view editor strips some HTML on save — always re-paste the whole file rather than patching a fragment.</w:t>
+      </w:r>
+    </w:p>
+    <w:p>
+      <w:pPr>
+        <w:pStyle w:val="Heading3"/>
+      </w:pPr>
+      <w:r>
+        <w:t>E · Automatic daily refresh</w:t>
+      </w:r>
+    </w:p>
+    <w:p>
+      <w:pPr>
+        <w:spacing w:after="60"/>
+      </w:pPr>
+      <w:r>
+        <w:rPr>
+          <w:i w:val="0"/>
+          <w:color w:val="5F5852"/>
+          <w:sz w:val="19"/>
+        </w:rPr>
+        <w:t xml:space="preserve">File: </w:t>
+      </w:r>
+      <w:r>
+        <w:rPr>
+          <w:rFonts w:ascii="Consolas" w:hAnsi="Consolas"/>
+          <w:i w:val="0"/>
+          <w:color w:val="5F5852"/>
+          <w:sz w:val="19"/>
+        </w:rPr>
+        <w:t>office_scripts/refresh_trigger.ts</w:t>
+      </w:r>
+      <w:r>
+        <w:rPr>
+          <w:i w:val="0"/>
+          <w:color w:val="5F5852"/>
+          <w:sz w:val="19"/>
+        </w:rPr>
+      </w:r>
+    </w:p>
+    <w:p>
+      <w:pPr>
+        <w:spacing w:after="140"/>
+      </w:pPr>
+      <w:r>
+        <w:rPr>
+          <w:i w:val="0"/>
+          <w:color w:val="5F5852"/>
+          <w:sz w:val="19"/>
+        </w:rPr>
+        <w:t>Office Scripts cannot trigger a Power Query refresh from inside a script — there is no supported API for it. The fix is two separate scheduled Power Automate flows, not one:</w:t>
+      </w:r>
+    </w:p>
+    <w:tbl>
+      <w:tblPr>
+        <w:tblStyle w:val="TableGrid"/>
+        <w:tblW w:type="auto" w:w="0"/>
+        <w:jc w:val="left"/>
+        <w:tblLook w:firstColumn="1" w:firstRow="1" w:lastColumn="0" w:lastRow="0" w:noHBand="0" w:noVBand="1" w:val="04A0"/>
+      </w:tblPr>
+      <w:tblGrid>
+        <w:gridCol w:w="2880"/>
+        <w:gridCol w:w="2880"/>
+        <w:gridCol w:w="2880"/>
+      </w:tblGrid>
+      <w:tr>
+        <w:tc>
+          <w:tcPr>
+            <w:tcW w:type="dxa" w:w="3168"/>
+            <w:shd w:val="clear" w:color="auto" w:fill="F2EFEA"/>
+          </w:tcPr>
+          <w:p>
+            <w:r>
+              <w:rPr>
+                <w:b/>
+                <w:color w:val="5F5852"/>
+                <w:sz w:val="17"/>
+              </w:rPr>
+              <w:t>FLOW</w:t>
+            </w:r>
+          </w:p>
+        </w:tc>
+        <w:tc>
+          <w:tcPr>
+            <w:tcW w:type="dxa" w:w="2304"/>
+            <w:shd w:val="clear" w:color="auto" w:fill="F2EFEA"/>
+          </w:tcPr>
+          <w:p>
+            <w:r>
+              <w:rPr>
+                <w:b/>
+                <w:color w:val="5F5852"/>
+                <w:sz w:val="17"/>
+              </w:rPr>
+              <w:t>TRIGGER</w:t>
+            </w:r>
+          </w:p>
+        </w:tc>
+        <w:tc>
+          <w:tcPr>
+            <w:tcW w:type="dxa" w:w="5616"/>
+            <w:shd w:val="clear" w:color="auto" w:fill="F2EFEA"/>
+          </w:tcPr>
+          <w:p>
+            <w:r>
+              <w:rPr>
+                <w:b/>
+                <w:color w:val="5F5852"/>
+                <w:sz w:val="17"/>
+              </w:rPr>
+              <w:t>WHAT IT DOES</w:t>
+            </w:r>
+          </w:p>
+        </w:tc>
+      </w:tr>
+      <w:tr>
+        <w:tc>
+          <w:tcPr>
+            <w:tcW w:type="dxa" w:w="3168"/>
+          </w:tcPr>
+          <w:p>
+            <w:pPr>
+              <w:spacing w:after="40"/>
+            </w:pPr>
+            <w:r>
+              <w:rPr>
+                <w:i w:val="0"/>
+                <w:color w:val="191512"/>
+                <w:sz w:val="19"/>
+              </w:rPr>
+              <w:t>AMKAD – Trigger Daily Refresh (new)</w:t>
+            </w:r>
+          </w:p>
+        </w:tc>
+        <w:tc>
+          <w:tcPr>
+            <w:tcW w:type="dxa" w:w="2304"/>
+          </w:tcPr>
+          <w:p>
+            <w:pPr>
+              <w:spacing w:after="40"/>
+            </w:pPr>
+            <w:r>
+              <w:rPr>
+                <w:i w:val="0"/>
+                <w:color w:val="191512"/>
+                <w:sz w:val="19"/>
+              </w:rPr>
+              <w:t>Recurrence, runs first</w:t>
+            </w:r>
+          </w:p>
+        </w:tc>
+        <w:tc>
+          <w:tcPr>
+            <w:tcW w:type="dxa" w:w="5616"/>
+          </w:tcPr>
+          <w:p>
+            <w:pPr>
+              <w:spacing w:after="40"/>
+            </w:pPr>
+            <w:r>
+              <w:rPr>
+                <w:i w:val="0"/>
+                <w:color w:val="191512"/>
+                <w:sz w:val="19"/>
+              </w:rPr>
+              <w:t>Runs refresh_trigger.ts — a no-op script whose only job is to open the workbook, which (with 'Refresh data when opening the file' enabled) triggers the refresh.</w:t>
+            </w:r>
+          </w:p>
+        </w:tc>
+      </w:tr>
+      <w:tr>
+        <w:tc>
+          <w:tcPr>
+            <w:tcW w:type="dxa" w:w="3168"/>
+          </w:tcPr>
+          <w:p>
+            <w:pPr>
+              <w:spacing w:after="40"/>
+            </w:pPr>
+            <w:r>
+              <w:rPr>
+                <w:i w:val="0"/>
+                <w:color w:val="191512"/>
+                <w:sz w:val="19"/>
+              </w:rPr>
+              <w:t>AMKAD AR Report (existing)</w:t>
+            </w:r>
+          </w:p>
+        </w:tc>
+        <w:tc>
+          <w:tcPr>
+            <w:tcW w:type="dxa" w:w="2304"/>
+          </w:tcPr>
+          <w:p>
+            <w:pPr>
+              <w:spacing w:after="40"/>
+            </w:pPr>
+            <w:r>
+              <w:rPr>
+                <w:i w:val="0"/>
+                <w:color w:val="191512"/>
+                <w:sz w:val="19"/>
+              </w:rPr>
+              <w:t>Recurrence, runs after, with a gap</w:t>
+            </w:r>
+          </w:p>
+        </w:tc>
+        <w:tc>
+          <w:tcPr>
+            <w:tcW w:type="dxa" w:w="5616"/>
+          </w:tcPr>
+          <w:p>
+            <w:pPr>
+              <w:spacing w:after="40"/>
+            </w:pPr>
+            <w:r>
+              <w:rPr>
+                <w:i w:val="0"/>
+                <w:color w:val="191512"/>
+                <w:sz w:val="19"/>
+              </w:rPr>
+              <w:t>Runs the real report script, builds the HTML, sends the email.</w:t>
+            </w:r>
+          </w:p>
+        </w:tc>
+      </w:tr>
+    </w:tbl>
+    <w:p>
+      <w:pPr>
+        <w:spacing w:after="40"/>
+      </w:pPr>
+    </w:p>
+    <w:p>
+      <w:pPr>
+        <w:spacing w:after="140"/>
+      </w:pPr>
+      <w:r>
+        <w:rPr>
+          <w:i w:val="0"/>
+          <w:color w:val="5F5852"/>
+          <w:sz w:val="19"/>
+        </w:rPr>
+        <w:t>The time gap between the two flows (start with 20–30 minutes) is what guarantees the refresh finishes before the report reads the data — the two flows don't share a session, so there's no race condition. To verify it's working: after a scheduled run, check the Data Quality tab's 'Latest snapshot date used'.</w:t>
       </w:r>
     </w:p>
     <w:p>
@@ -2414,6 +3011,197 @@
         <w:spacing w:after="60"/>
       </w:pPr>
     </w:p>
+    <w:tbl>
+      <w:tblPr>
+        <w:tblW w:type="auto" w:w="0"/>
+        <w:tblLook w:firstColumn="1" w:firstRow="1" w:lastColumn="0" w:lastRow="0" w:noHBand="0" w:noVBand="1" w:val="04A0"/>
+      </w:tblPr>
+      <w:tblGrid>
+        <w:gridCol w:w="8640"/>
+      </w:tblGrid>
+      <w:tr>
+        <w:tc>
+          <w:tcPr>
+            <w:tcW w:type="dxa" w:w="8640"/>
+            <w:tcBorders>
+              <w:left w:val="single" w:sz="36" w:space="0" w:color="9A6208"/>
+            </w:tcBorders>
+            <w:shd w:val="clear" w:color="auto" w:fill="FFFFFF"/>
+          </w:tcPr>
+          <w:p>
+            <w:r>
+              <w:rPr>
+                <w:b/>
+                <w:color w:val="9A6208"/>
+                <w:sz w:val="16"/>
+              </w:rPr>
+              <w:t xml:space="preserve">STALE DATA   </w:t>
+            </w:r>
+            <w:r>
+              <w:rPr>
+                <w:b/>
+                <w:color w:val="191512"/>
+                <w:sz w:val="22"/>
+              </w:rPr>
+              <w:t>Data still looks a day (or more) stale despite the refresh setup</w:t>
+            </w:r>
+          </w:p>
+          <w:p>
+            <w:pPr>
+              <w:spacing w:after="40"/>
+            </w:pPr>
+            <w:r>
+              <w:rPr>
+                <w:b/>
+                <w:color w:val="8A837B"/>
+                <w:sz w:val="17"/>
+              </w:rPr>
+              <w:t xml:space="preserve">CHECK  </w:t>
+            </w:r>
+            <w:r>
+              <w:rPr>
+                <w:i w:val="0"/>
+                <w:color w:val="5F5852"/>
+                <w:sz w:val="19"/>
+              </w:rPr>
+              <w:t>Power Automate run history for the trigger flow — did it run, and when, relative to the report flow?</w:t>
+            </w:r>
+          </w:p>
+          <w:p>
+            <w:pPr>
+              <w:spacing w:after="40"/>
+            </w:pPr>
+            <w:r>
+              <w:rPr>
+                <w:b/>
+                <w:color w:val="8A837B"/>
+                <w:sz w:val="17"/>
+              </w:rPr>
+              <w:t xml:space="preserve">CAUSE  </w:t>
+            </w:r>
+            <w:r>
+              <w:rPr>
+                <w:i w:val="0"/>
+                <w:color w:val="5F5852"/>
+                <w:sz w:val="19"/>
+              </w:rPr>
+              <w:t>The 'AMKAD – Trigger Daily Refresh' flow (5E) didn't run, was disabled, or the gap before the report flow was too short.</w:t>
+            </w:r>
+          </w:p>
+          <w:p>
+            <w:pPr>
+              <w:spacing w:after="40"/>
+            </w:pPr>
+            <w:r>
+              <w:rPr>
+                <w:b/>
+                <w:color w:val="8A837B"/>
+                <w:sz w:val="17"/>
+              </w:rPr>
+              <w:t xml:space="preserve">FIX  </w:t>
+            </w:r>
+            <w:r>
+              <w:rPr>
+                <w:i w:val="0"/>
+                <w:color w:val="5F5852"/>
+                <w:sz w:val="19"/>
+              </w:rPr>
+              <w:t>Re-enable/reschedule the trigger flow; widen the gap between the two flows if refresh is taking longer than expected.</w:t>
+            </w:r>
+          </w:p>
+        </w:tc>
+      </w:tr>
+    </w:tbl>
+    <w:p>
+      <w:pPr>
+        <w:spacing w:after="60"/>
+      </w:pPr>
+    </w:p>
+    <w:tbl>
+      <w:tblPr>
+        <w:tblW w:type="auto" w:w="0"/>
+        <w:tblLook w:firstColumn="1" w:firstRow="1" w:lastColumn="0" w:lastRow="0" w:noHBand="0" w:noVBand="1" w:val="04A0"/>
+      </w:tblPr>
+      <w:tblGrid>
+        <w:gridCol w:w="8640"/>
+      </w:tblGrid>
+      <w:tr>
+        <w:tc>
+          <w:tcPr>
+            <w:tcW w:type="dxa" w:w="8640"/>
+            <w:tcBorders>
+              <w:left w:val="single" w:sz="36" w:space="0" w:color="2A6FB0"/>
+            </w:tcBorders>
+            <w:shd w:val="clear" w:color="auto" w:fill="FFFFFF"/>
+          </w:tcPr>
+          <w:p>
+            <w:r>
+              <w:rPr>
+                <w:b/>
+                <w:color w:val="2A6FB0"/>
+                <w:sz w:val="16"/>
+              </w:rPr>
+              <w:t xml:space="preserve">EMAIL LINK   </w:t>
+            </w:r>
+            <w:r>
+              <w:rPr>
+                <w:b/>
+                <w:color w:val="191512"/>
+                <w:sz w:val="22"/>
+              </w:rPr>
+              <w:t>The 'Open the report' button/link in the email doesn't show or work</w:t>
+            </w:r>
+          </w:p>
+          <w:p>
+            <w:pPr>
+              <w:spacing w:after="40"/>
+            </w:pPr>
+            <w:r>
+              <w:rPr>
+                <w:b/>
+                <w:color w:val="8A837B"/>
+                <w:sz w:val="17"/>
+              </w:rPr>
+              <w:t xml:space="preserve">CAUSE  </w:t>
+            </w:r>
+            <w:r>
+              <w:rPr>
+                <w:i w:val="0"/>
+                <w:color w:val="5F5852"/>
+                <w:sz w:val="19"/>
+              </w:rPr>
+              <w:t>Power Automate's code-view editor stripped some HTML on save, or the sharing-link action produced no URL / was renamed.</w:t>
+            </w:r>
+          </w:p>
+          <w:p>
+            <w:pPr>
+              <w:spacing w:after="40"/>
+            </w:pPr>
+            <w:r>
+              <w:rPr>
+                <w:b/>
+                <w:color w:val="8A837B"/>
+                <w:sz w:val="17"/>
+              </w:rPr>
+              <w:t xml:space="preserve">FIX  </w:t>
+            </w:r>
+            <w:r>
+              <w:rPr>
+                <w:i w:val="0"/>
+                <w:color w:val="5F5852"/>
+                <w:sz w:val="19"/>
+              </w:rPr>
+              <w:t>Re-paste the entire email_body.html file (5D). Check run history → 'Create sharing link…' → Outputs to confirm link.webUrl has a real value.</w:t>
+            </w:r>
+          </w:p>
+        </w:tc>
+      </w:tr>
+    </w:tbl>
+    <w:p>
+      <w:pPr>
+        <w:spacing w:after="60"/>
+      </w:pPr>
+    </w:p>
     <w:p>
       <w:pPr>
         <w:spacing w:after="40"/>
